--- a/Data Structure Notes/Queue with array implementation problem statement.docx
+++ b/Data Structure Notes/Queue with array implementation problem statement.docx
@@ -141,7 +141,7 @@
     <w:p>
       <w:r>
         <w:pict w14:anchorId="36FB7439">
-          <v:rect id="_x0000_i1163" style="width:0;height:1.5pt" o:hralign="center" o:hrstd="t" o:hr="t" fillcolor="#a0a0a0" stroked="f"/>
+          <v:rect id="_x0000_i1025" style="width:0;height:1.5pt" o:hralign="center" o:hrstd="t" o:hr="t" fillcolor="#a0a0a0" stroked="f"/>
         </w:pict>
       </w:r>
     </w:p>
@@ -578,7 +578,7 @@
     <w:p>
       <w:r>
         <w:pict w14:anchorId="67A691E9">
-          <v:rect id="_x0000_i1164" style="width:0;height:1.5pt" o:hralign="center" o:hrstd="t" o:hr="t" fillcolor="#a0a0a0" stroked="f"/>
+          <v:rect id="_x0000_i1026" style="width:0;height:1.5pt" o:hralign="center" o:hrstd="t" o:hr="t" fillcolor="#a0a0a0" stroked="f"/>
         </w:pict>
       </w:r>
     </w:p>
@@ -768,7 +768,7 @@
     <w:p>
       <w:r>
         <w:pict w14:anchorId="7C38845D">
-          <v:rect id="_x0000_i1165" style="width:0;height:1.5pt" o:hralign="center" o:hrstd="t" o:hr="t" fillcolor="#a0a0a0" stroked="f"/>
+          <v:rect id="_x0000_i1027" style="width:0;height:1.5pt" o:hralign="center" o:hrstd="t" o:hr="t" fillcolor="#a0a0a0" stroked="f"/>
         </w:pict>
       </w:r>
     </w:p>
@@ -790,7 +790,7 @@
     <w:p>
       <w:r>
         <w:pict w14:anchorId="1F3AD322">
-          <v:rect id="_x0000_i1166" style="width:0;height:1.5pt" o:hralign="center" o:hrstd="t" o:hr="t" fillcolor="#a0a0a0" stroked="f"/>
+          <v:rect id="_x0000_i1028" style="width:0;height:1.5pt" o:hralign="center" o:hrstd="t" o:hr="t" fillcolor="#a0a0a0" stroked="f"/>
         </w:pict>
       </w:r>
     </w:p>
@@ -979,7 +979,7 @@
     <w:p>
       <w:r>
         <w:pict w14:anchorId="2EC26FD5">
-          <v:rect id="_x0000_i1167" style="width:0;height:1.5pt" o:hralign="center" o:hrstd="t" o:hr="t" fillcolor="#a0a0a0" stroked="f"/>
+          <v:rect id="_x0000_i1029" style="width:0;height:1.5pt" o:hralign="center" o:hrstd="t" o:hr="t" fillcolor="#a0a0a0" stroked="f"/>
         </w:pict>
       </w:r>
     </w:p>
@@ -1149,7 +1149,7 @@
     <w:p>
       <w:r>
         <w:pict w14:anchorId="744905DC">
-          <v:rect id="_x0000_i1168" style="width:0;height:1.5pt" o:hralign="center" o:hrstd="t" o:hr="t" fillcolor="#a0a0a0" stroked="f"/>
+          <v:rect id="_x0000_i1030" style="width:0;height:1.5pt" o:hralign="center" o:hrstd="t" o:hr="t" fillcolor="#a0a0a0" stroked="f"/>
         </w:pict>
       </w:r>
     </w:p>
@@ -1318,7 +1318,7 @@
     <w:p>
       <w:r>
         <w:pict w14:anchorId="3072ADB4">
-          <v:rect id="_x0000_i1169" style="width:0;height:1.5pt" o:hralign="center" o:hrstd="t" o:hr="t" fillcolor="#a0a0a0" stroked="f"/>
+          <v:rect id="_x0000_i1031" style="width:0;height:1.5pt" o:hralign="center" o:hrstd="t" o:hr="t" fillcolor="#a0a0a0" stroked="f"/>
         </w:pict>
       </w:r>
     </w:p>
@@ -1506,7 +1506,7 @@
     <w:p>
       <w:r>
         <w:pict w14:anchorId="3A7E91B5">
-          <v:rect id="_x0000_i1170" style="width:0;height:1.5pt" o:hralign="center" o:hrstd="t" o:hr="t" fillcolor="#a0a0a0" stroked="f"/>
+          <v:rect id="_x0000_i1032" style="width:0;height:1.5pt" o:hralign="center" o:hrstd="t" o:hr="t" fillcolor="#a0a0a0" stroked="f"/>
         </w:pict>
       </w:r>
     </w:p>
@@ -1675,7 +1675,7 @@
     <w:p>
       <w:r>
         <w:pict w14:anchorId="24A892E4">
-          <v:rect id="_x0000_i1171" style="width:0;height:1.5pt" o:hralign="center" o:hrstd="t" o:hr="t" fillcolor="#a0a0a0" stroked="f"/>
+          <v:rect id="_x0000_i1033" style="width:0;height:1.5pt" o:hralign="center" o:hrstd="t" o:hr="t" fillcolor="#a0a0a0" stroked="f"/>
         </w:pict>
       </w:r>
     </w:p>
@@ -1845,7 +1845,7 @@
       <w:r>
         <w:lastRenderedPageBreak/>
         <w:pict w14:anchorId="7217E8E7">
-          <v:rect id="_x0000_i1172" style="width:0;height:1.5pt" o:hralign="center" o:hrstd="t" o:hr="t" fillcolor="#a0a0a0" stroked="f"/>
+          <v:rect id="_x0000_i1034" style="width:0;height:1.5pt" o:hralign="center" o:hrstd="t" o:hr="t" fillcolor="#a0a0a0" stroked="f"/>
         </w:pict>
       </w:r>
     </w:p>
@@ -2014,7 +2014,7 @@
     <w:p>
       <w:r>
         <w:pict w14:anchorId="1A4EC8FA">
-          <v:rect id="_x0000_i1173" style="width:0;height:1.5pt" o:hralign="center" o:hrstd="t" o:hr="t" fillcolor="#a0a0a0" stroked="f"/>
+          <v:rect id="_x0000_i1035" style="width:0;height:1.5pt" o:hralign="center" o:hrstd="t" o:hr="t" fillcolor="#a0a0a0" stroked="f"/>
         </w:pict>
       </w:r>
     </w:p>
@@ -2183,7 +2183,7 @@
     <w:p>
       <w:r>
         <w:pict w14:anchorId="5B80D764">
-          <v:rect id="_x0000_i1174" style="width:0;height:1.5pt" o:hralign="center" o:hrstd="t" o:hr="t" fillcolor="#a0a0a0" stroked="f"/>
+          <v:rect id="_x0000_i1036" style="width:0;height:1.5pt" o:hralign="center" o:hrstd="t" o:hr="t" fillcolor="#a0a0a0" stroked="f"/>
         </w:pict>
       </w:r>
     </w:p>
@@ -2353,7 +2353,7 @@
     <w:p>
       <w:r>
         <w:pict w14:anchorId="78D3F67C">
-          <v:rect id="_x0000_i1175" style="width:0;height:1.5pt" o:hralign="center" o:hrstd="t" o:hr="t" fillcolor="#a0a0a0" stroked="f"/>
+          <v:rect id="_x0000_i1037" style="width:0;height:1.5pt" o:hralign="center" o:hrstd="t" o:hr="t" fillcolor="#a0a0a0" stroked="f"/>
         </w:pict>
       </w:r>
     </w:p>
@@ -2522,7 +2522,7 @@
     <w:p>
       <w:r>
         <w:pict w14:anchorId="76A3E71C">
-          <v:rect id="_x0000_i1176" style="width:0;height:1.5pt" o:hralign="center" o:hrstd="t" o:hr="t" fillcolor="#a0a0a0" stroked="f"/>
+          <v:rect id="_x0000_i1038" style="width:0;height:1.5pt" o:hralign="center" o:hrstd="t" o:hr="t" fillcolor="#a0a0a0" stroked="f"/>
         </w:pict>
       </w:r>
     </w:p>
@@ -2692,7 +2692,7 @@
       <w:r>
         <w:lastRenderedPageBreak/>
         <w:pict w14:anchorId="08E604F4">
-          <v:rect id="_x0000_i1177" style="width:0;height:1.5pt" o:hralign="center" o:hrstd="t" o:hr="t" fillcolor="#a0a0a0" stroked="f"/>
+          <v:rect id="_x0000_i1039" style="width:0;height:1.5pt" o:hralign="center" o:hrstd="t" o:hr="t" fillcolor="#a0a0a0" stroked="f"/>
         </w:pict>
       </w:r>
     </w:p>
@@ -2861,7 +2861,7 @@
     <w:p>
       <w:r>
         <w:pict w14:anchorId="7B58A7C7">
-          <v:rect id="_x0000_i1178" style="width:0;height:1.5pt" o:hralign="center" o:hrstd="t" o:hr="t" fillcolor="#a0a0a0" stroked="f"/>
+          <v:rect id="_x0000_i1040" style="width:0;height:1.5pt" o:hralign="center" o:hrstd="t" o:hr="t" fillcolor="#a0a0a0" stroked="f"/>
         </w:pict>
       </w:r>
     </w:p>
@@ -3030,7 +3030,7 @@
     <w:p>
       <w:r>
         <w:pict w14:anchorId="132984C4">
-          <v:rect id="_x0000_i1179" style="width:0;height:1.5pt" o:hralign="center" o:hrstd="t" o:hr="t" fillcolor="#a0a0a0" stroked="f"/>
+          <v:rect id="_x0000_i1041" style="width:0;height:1.5pt" o:hralign="center" o:hrstd="t" o:hr="t" fillcolor="#a0a0a0" stroked="f"/>
         </w:pict>
       </w:r>
     </w:p>
@@ -3200,7 +3200,7 @@
     <w:p>
       <w:r>
         <w:pict w14:anchorId="3AD71644">
-          <v:rect id="_x0000_i1180" style="width:0;height:1.5pt" o:hralign="center" o:hrstd="t" o:hr="t" fillcolor="#a0a0a0" stroked="f"/>
+          <v:rect id="_x0000_i1042" style="width:0;height:1.5pt" o:hralign="center" o:hrstd="t" o:hr="t" fillcolor="#a0a0a0" stroked="f"/>
         </w:pict>
       </w:r>
     </w:p>
@@ -3369,7 +3369,7 @@
     <w:p>
       <w:r>
         <w:pict w14:anchorId="687DF7FB">
-          <v:rect id="_x0000_i1181" style="width:0;height:1.5pt" o:hralign="center" o:hrstd="t" o:hr="t" fillcolor="#a0a0a0" stroked="f"/>
+          <v:rect id="_x0000_i1043" style="width:0;height:1.5pt" o:hralign="center" o:hrstd="t" o:hr="t" fillcolor="#a0a0a0" stroked="f"/>
         </w:pict>
       </w:r>
     </w:p>
@@ -3539,7 +3539,7 @@
       <w:r>
         <w:lastRenderedPageBreak/>
         <w:pict w14:anchorId="439F4AC0">
-          <v:rect id="_x0000_i1182" style="width:0;height:1.5pt" o:hralign="center" o:hrstd="t" o:hr="t" fillcolor="#a0a0a0" stroked="f"/>
+          <v:rect id="_x0000_i1044" style="width:0;height:1.5pt" o:hralign="center" o:hrstd="t" o:hr="t" fillcolor="#a0a0a0" stroked="f"/>
         </w:pict>
       </w:r>
     </w:p>
@@ -3708,7 +3708,7 @@
     <w:p>
       <w:r>
         <w:pict w14:anchorId="5103772C">
-          <v:rect id="_x0000_i1183" style="width:0;height:1.5pt" o:hralign="center" o:hrstd="t" o:hr="t" fillcolor="#a0a0a0" stroked="f"/>
+          <v:rect id="_x0000_i1045" style="width:0;height:1.5pt" o:hralign="center" o:hrstd="t" o:hr="t" fillcolor="#a0a0a0" stroked="f"/>
         </w:pict>
       </w:r>
     </w:p>
@@ -3877,7 +3877,7 @@
     <w:p>
       <w:r>
         <w:pict w14:anchorId="0CFFC182">
-          <v:rect id="_x0000_i1184" style="width:0;height:1.5pt" o:hralign="center" o:hrstd="t" o:hr="t" fillcolor="#a0a0a0" stroked="f"/>
+          <v:rect id="_x0000_i1046" style="width:0;height:1.5pt" o:hralign="center" o:hrstd="t" o:hr="t" fillcolor="#a0a0a0" stroked="f"/>
         </w:pict>
       </w:r>
     </w:p>
@@ -4047,7 +4047,7 @@
     <w:p>
       <w:r>
         <w:pict w14:anchorId="4AAF48A1">
-          <v:rect id="_x0000_i1185" style="width:0;height:1.5pt" o:hralign="center" o:hrstd="t" o:hr="t" fillcolor="#a0a0a0" stroked="f"/>
+          <v:rect id="_x0000_i1047" style="width:0;height:1.5pt" o:hralign="center" o:hrstd="t" o:hr="t" fillcolor="#a0a0a0" stroked="f"/>
         </w:pict>
       </w:r>
     </w:p>
@@ -4353,7 +4353,7 @@
     <w:p>
       <w:r>
         <w:pict w14:anchorId="4D931E9F">
-          <v:rect id="_x0000_i1347" style="width:0;height:1.5pt" o:hralign="center" o:hrstd="t" o:hr="t" fillcolor="#a0a0a0" stroked="f"/>
+          <v:rect id="_x0000_i1048" style="width:0;height:1.5pt" o:hralign="center" o:hrstd="t" o:hr="t" fillcolor="#a0a0a0" stroked="f"/>
         </w:pict>
       </w:r>
     </w:p>
@@ -4793,7 +4793,7 @@
     <w:p>
       <w:r>
         <w:pict w14:anchorId="200A8F8F">
-          <v:rect id="_x0000_i1348" style="width:0;height:1.5pt" o:hralign="center" o:hrstd="t" o:hr="t" fillcolor="#a0a0a0" stroked="f"/>
+          <v:rect id="_x0000_i1049" style="width:0;height:1.5pt" o:hralign="center" o:hrstd="t" o:hr="t" fillcolor="#a0a0a0" stroked="f"/>
         </w:pict>
       </w:r>
     </w:p>
@@ -4985,7 +4985,7 @@
     <w:p>
       <w:r>
         <w:pict w14:anchorId="5032139A">
-          <v:rect id="_x0000_i1349" style="width:0;height:1.5pt" o:hralign="center" o:hrstd="t" o:hr="t" fillcolor="#a0a0a0" stroked="f"/>
+          <v:rect id="_x0000_i1050" style="width:0;height:1.5pt" o:hralign="center" o:hrstd="t" o:hr="t" fillcolor="#a0a0a0" stroked="f"/>
         </w:pict>
       </w:r>
     </w:p>
@@ -5007,7 +5007,7 @@
     <w:p>
       <w:r>
         <w:pict w14:anchorId="2C26CCB2">
-          <v:rect id="_x0000_i1350" style="width:0;height:1.5pt" o:hralign="center" o:hrstd="t" o:hr="t" fillcolor="#a0a0a0" stroked="f"/>
+          <v:rect id="_x0000_i1051" style="width:0;height:1.5pt" o:hralign="center" o:hrstd="t" o:hr="t" fillcolor="#a0a0a0" stroked="f"/>
         </w:pict>
       </w:r>
     </w:p>
@@ -5196,7 +5196,7 @@
     <w:p>
       <w:r>
         <w:pict w14:anchorId="678782A8">
-          <v:rect id="_x0000_i1351" style="width:0;height:1.5pt" o:hralign="center" o:hrstd="t" o:hr="t" fillcolor="#a0a0a0" stroked="f"/>
+          <v:rect id="_x0000_i1052" style="width:0;height:1.5pt" o:hralign="center" o:hrstd="t" o:hr="t" fillcolor="#a0a0a0" stroked="f"/>
         </w:pict>
       </w:r>
     </w:p>
@@ -5366,7 +5366,7 @@
       <w:r>
         <w:lastRenderedPageBreak/>
         <w:pict w14:anchorId="54AC577F">
-          <v:rect id="_x0000_i1352" style="width:0;height:1.5pt" o:hralign="center" o:hrstd="t" o:hr="t" fillcolor="#a0a0a0" stroked="f"/>
+          <v:rect id="_x0000_i1053" style="width:0;height:1.5pt" o:hralign="center" o:hrstd="t" o:hr="t" fillcolor="#a0a0a0" stroked="f"/>
         </w:pict>
       </w:r>
     </w:p>
@@ -5535,7 +5535,7 @@
     <w:p>
       <w:r>
         <w:pict w14:anchorId="72A595A0">
-          <v:rect id="_x0000_i1353" style="width:0;height:1.5pt" o:hralign="center" o:hrstd="t" o:hr="t" fillcolor="#a0a0a0" stroked="f"/>
+          <v:rect id="_x0000_i1054" style="width:0;height:1.5pt" o:hralign="center" o:hrstd="t" o:hr="t" fillcolor="#a0a0a0" stroked="f"/>
         </w:pict>
       </w:r>
     </w:p>
@@ -5720,7 +5720,7 @@
     <w:p>
       <w:r>
         <w:pict w14:anchorId="556A09F1">
-          <v:rect id="_x0000_i1354" style="width:0;height:1.5pt" o:hralign="center" o:hrstd="t" o:hr="t" fillcolor="#a0a0a0" stroked="f"/>
+          <v:rect id="_x0000_i1055" style="width:0;height:1.5pt" o:hralign="center" o:hrstd="t" o:hr="t" fillcolor="#a0a0a0" stroked="f"/>
         </w:pict>
       </w:r>
     </w:p>
@@ -5890,7 +5890,7 @@
     <w:p>
       <w:r>
         <w:pict w14:anchorId="600C5544">
-          <v:rect id="_x0000_i1355" style="width:0;height:1.5pt" o:hralign="center" o:hrstd="t" o:hr="t" fillcolor="#a0a0a0" stroked="f"/>
+          <v:rect id="_x0000_i1056" style="width:0;height:1.5pt" o:hralign="center" o:hrstd="t" o:hr="t" fillcolor="#a0a0a0" stroked="f"/>
         </w:pict>
       </w:r>
     </w:p>
@@ -6059,7 +6059,7 @@
     <w:p>
       <w:r>
         <w:pict w14:anchorId="542FEF10">
-          <v:rect id="_x0000_i1356" style="width:0;height:1.5pt" o:hralign="center" o:hrstd="t" o:hr="t" fillcolor="#a0a0a0" stroked="f"/>
+          <v:rect id="_x0000_i1057" style="width:0;height:1.5pt" o:hralign="center" o:hrstd="t" o:hr="t" fillcolor="#a0a0a0" stroked="f"/>
         </w:pict>
       </w:r>
     </w:p>
@@ -6229,7 +6229,7 @@
       <w:r>
         <w:lastRenderedPageBreak/>
         <w:pict w14:anchorId="4DF31F17">
-          <v:rect id="_x0000_i1357" style="width:0;height:1.5pt" o:hralign="center" o:hrstd="t" o:hr="t" fillcolor="#a0a0a0" stroked="f"/>
+          <v:rect id="_x0000_i1058" style="width:0;height:1.5pt" o:hralign="center" o:hrstd="t" o:hr="t" fillcolor="#a0a0a0" stroked="f"/>
         </w:pict>
       </w:r>
     </w:p>
@@ -6398,7 +6398,7 @@
     <w:p>
       <w:r>
         <w:pict w14:anchorId="02FC8CE0">
-          <v:rect id="_x0000_i1358" style="width:0;height:1.5pt" o:hralign="center" o:hrstd="t" o:hr="t" fillcolor="#a0a0a0" stroked="f"/>
+          <v:rect id="_x0000_i1059" style="width:0;height:1.5pt" o:hralign="center" o:hrstd="t" o:hr="t" fillcolor="#a0a0a0" stroked="f"/>
         </w:pict>
       </w:r>
     </w:p>
@@ -6567,7 +6567,7 @@
     <w:p>
       <w:r>
         <w:pict w14:anchorId="2DB526D9">
-          <v:rect id="_x0000_i1359" style="width:0;height:1.5pt" o:hralign="center" o:hrstd="t" o:hr="t" fillcolor="#a0a0a0" stroked="f"/>
+          <v:rect id="_x0000_i1060" style="width:0;height:1.5pt" o:hralign="center" o:hrstd="t" o:hr="t" fillcolor="#a0a0a0" stroked="f"/>
         </w:pict>
       </w:r>
     </w:p>
@@ -6737,7 +6737,7 @@
     <w:p>
       <w:r>
         <w:pict w14:anchorId="19A01287">
-          <v:rect id="_x0000_i1360" style="width:0;height:1.5pt" o:hralign="center" o:hrstd="t" o:hr="t" fillcolor="#a0a0a0" stroked="f"/>
+          <v:rect id="_x0000_i1061" style="width:0;height:1.5pt" o:hralign="center" o:hrstd="t" o:hr="t" fillcolor="#a0a0a0" stroked="f"/>
         </w:pict>
       </w:r>
     </w:p>
@@ -6906,7 +6906,7 @@
     <w:p>
       <w:r>
         <w:pict w14:anchorId="2CF3784C">
-          <v:rect id="_x0000_i1361" style="width:0;height:1.5pt" o:hralign="center" o:hrstd="t" o:hr="t" fillcolor="#a0a0a0" stroked="f"/>
+          <v:rect id="_x0000_i1062" style="width:0;height:1.5pt" o:hralign="center" o:hrstd="t" o:hr="t" fillcolor="#a0a0a0" stroked="f"/>
         </w:pict>
       </w:r>
     </w:p>
@@ -7076,7 +7076,7 @@
       <w:r>
         <w:lastRenderedPageBreak/>
         <w:pict w14:anchorId="135AB861">
-          <v:rect id="_x0000_i1362" style="width:0;height:1.5pt" o:hralign="center" o:hrstd="t" o:hr="t" fillcolor="#a0a0a0" stroked="f"/>
+          <v:rect id="_x0000_i1063" style="width:0;height:1.5pt" o:hralign="center" o:hrstd="t" o:hr="t" fillcolor="#a0a0a0" stroked="f"/>
         </w:pict>
       </w:r>
     </w:p>
@@ -7245,7 +7245,7 @@
     <w:p>
       <w:r>
         <w:pict w14:anchorId="1A6020A1">
-          <v:rect id="_x0000_i1363" style="width:0;height:1.5pt" o:hralign="center" o:hrstd="t" o:hr="t" fillcolor="#a0a0a0" stroked="f"/>
+          <v:rect id="_x0000_i1064" style="width:0;height:1.5pt" o:hralign="center" o:hrstd="t" o:hr="t" fillcolor="#a0a0a0" stroked="f"/>
         </w:pict>
       </w:r>
     </w:p>
@@ -7414,7 +7414,7 @@
     <w:p>
       <w:r>
         <w:pict w14:anchorId="74D08D96">
-          <v:rect id="_x0000_i1364" style="width:0;height:1.5pt" o:hralign="center" o:hrstd="t" o:hr="t" fillcolor="#a0a0a0" stroked="f"/>
+          <v:rect id="_x0000_i1065" style="width:0;height:1.5pt" o:hralign="center" o:hrstd="t" o:hr="t" fillcolor="#a0a0a0" stroked="f"/>
         </w:pict>
       </w:r>
     </w:p>
@@ -7584,7 +7584,7 @@
     <w:p>
       <w:r>
         <w:pict w14:anchorId="7FD4B02B">
-          <v:rect id="_x0000_i1365" style="width:0;height:1.5pt" o:hralign="center" o:hrstd="t" o:hr="t" fillcolor="#a0a0a0" stroked="f"/>
+          <v:rect id="_x0000_i1066" style="width:0;height:1.5pt" o:hralign="center" o:hrstd="t" o:hr="t" fillcolor="#a0a0a0" stroked="f"/>
         </w:pict>
       </w:r>
     </w:p>
@@ -7753,7 +7753,7 @@
     <w:p>
       <w:r>
         <w:pict w14:anchorId="1D776B6B">
-          <v:rect id="_x0000_i1366" style="width:0;height:1.5pt" o:hralign="center" o:hrstd="t" o:hr="t" fillcolor="#a0a0a0" stroked="f"/>
+          <v:rect id="_x0000_i1067" style="width:0;height:1.5pt" o:hralign="center" o:hrstd="t" o:hr="t" fillcolor="#a0a0a0" stroked="f"/>
         </w:pict>
       </w:r>
     </w:p>
@@ -7923,7 +7923,7 @@
       <w:r>
         <w:lastRenderedPageBreak/>
         <w:pict w14:anchorId="09609CD9">
-          <v:rect id="_x0000_i1367" style="width:0;height:1.5pt" o:hralign="center" o:hrstd="t" o:hr="t" fillcolor="#a0a0a0" stroked="f"/>
+          <v:rect id="_x0000_i1068" style="width:0;height:1.5pt" o:hralign="center" o:hrstd="t" o:hr="t" fillcolor="#a0a0a0" stroked="f"/>
         </w:pict>
       </w:r>
     </w:p>
@@ -8092,7 +8092,7 @@
     <w:p>
       <w:r>
         <w:pict w14:anchorId="5A6DF46B">
-          <v:rect id="_x0000_i1368" style="width:0;height:1.5pt" o:hralign="center" o:hrstd="t" o:hr="t" fillcolor="#a0a0a0" stroked="f"/>
+          <v:rect id="_x0000_i1069" style="width:0;height:1.5pt" o:hralign="center" o:hrstd="t" o:hr="t" fillcolor="#a0a0a0" stroked="f"/>
         </w:pict>
       </w:r>
     </w:p>
@@ -8261,7 +8261,7 @@
     <w:p>
       <w:r>
         <w:pict w14:anchorId="47468091">
-          <v:rect id="_x0000_i1369" style="width:0;height:1.5pt" o:hralign="center" o:hrstd="t" o:hr="t" fillcolor="#a0a0a0" stroked="f"/>
+          <v:rect id="_x0000_i1070" style="width:0;height:1.5pt" o:hralign="center" o:hrstd="t" o:hr="t" fillcolor="#a0a0a0" stroked="f"/>
         </w:pict>
       </w:r>
     </w:p>
@@ -9349,6 +9349,7 @@
   <w:style w:type="character" w:default="1" w:styleId="DefaultParagraphFont">
     <w:name w:val="Default Paragraph Font"/>
     <w:uiPriority w:val="1"/>
+    <w:semiHidden/>
     <w:unhideWhenUsed/>
   </w:style>
   <w:style w:type="table" w:default="1" w:styleId="TableNormal">
